--- a/Hybrid Bank Check Validator CNN + XGBoost/About_Hybrid Bank Check Validator Using CNN and XGBoost.docx
+++ b/Hybrid Bank Check Validator CNN + XGBoost/About_Hybrid Bank Check Validator Using CNN and XGBoost.docx
@@ -544,19 +544,6 @@
     <w:p>
       <w:r>
         <w:t>The Hybrid Bank Check Validator demonstrates the power of combining deep learning and machine learning techniques for real-world financial applications. By automating check validation, banks can reduce fraud, improve efficiency, and deliver better service to their customers.</w:t>
-      </w:r>
-    </w:p>
-    <w:p>
-      <w:r>
-        <w:lastRenderedPageBreak/>
-        <w:pict w14:anchorId="09C3858A">
-          <v:rect id="_x0000_i1031" style="width:0;height:1.5pt" o:hralign="center" o:hrstd="t" o:hrnoshade="t" o:hr="t" fillcolor="#ccc" stroked="f"/>
-        </w:pict>
-      </w:r>
-    </w:p>
-    <w:p>
-      <w:r>
-        <w:t>Feel free to modify or expand this article to better fit your specific implementation and results!</w:t>
       </w:r>
     </w:p>
     <w:p/>
@@ -1754,6 +1741,7 @@
   <w:style w:type="character" w:default="1" w:styleId="DefaultParagraphFont">
     <w:name w:val="Default Paragraph Font"/>
     <w:uiPriority w:val="1"/>
+    <w:semiHidden/>
     <w:unhideWhenUsed/>
   </w:style>
   <w:style w:type="table" w:default="1" w:styleId="TableNormal">
